--- a/downloads/PZE_Schnellstart_Firmen-Administrator_v2.docx
+++ b/downloads/PZE_Schnellstart_Firmen-Administrator_v2.docx
@@ -17,7 +17,7 @@
           <w:left w:w="10" w:type="dxa"/>
           <w:right w:w="10" w:type="dxa"/>
         </w:tblCellMar>
-        <w:tblLook w:val="0000" w:firstRow="0" w:lastRow="0" w:firstColumn="0" w:lastColumn="0" w:noHBand="0" w:noVBand="0"/>
+        <w:tblLook w:val="04A0" w:firstRow="1" w:lastRow="0" w:firstColumn="1" w:lastColumn="0" w:noHBand="0" w:noVBand="1"/>
       </w:tblPr>
       <w:tblGrid>
         <w:gridCol w:w="7106"/>
@@ -145,7 +145,7 @@
           <w:left w:w="10" w:type="dxa"/>
           <w:right w:w="10" w:type="dxa"/>
         </w:tblCellMar>
-        <w:tblLook w:val="0000" w:firstRow="0" w:lastRow="0" w:firstColumn="0" w:lastColumn="0" w:noHBand="0" w:noVBand="0"/>
+        <w:tblLook w:val="04A0" w:firstRow="1" w:lastRow="0" w:firstColumn="1" w:lastColumn="0" w:noHBand="0" w:noVBand="1"/>
       </w:tblPr>
       <w:tblGrid>
         <w:gridCol w:w="10106"/>
@@ -187,11 +187,6 @@
         </w:tc>
       </w:tr>
     </w:tbl>
-    <w:p>
-      <w:pPr>
-        <w:spacing w:before="30"/>
-      </w:pPr>
-    </w:p>
     <w:p>
       <w:pPr>
         <w:spacing w:before="30"/>
@@ -212,7 +207,7 @@
           <w:left w:w="10" w:type="dxa"/>
           <w:right w:w="10" w:type="dxa"/>
         </w:tblCellMar>
-        <w:tblLook w:val="0000" w:firstRow="0" w:lastRow="0" w:firstColumn="0" w:lastColumn="0" w:noHBand="0" w:noVBand="0"/>
+        <w:tblLook w:val="04A0" w:firstRow="1" w:lastRow="0" w:firstColumn="1" w:lastColumn="0" w:noHBand="0" w:noVBand="1"/>
       </w:tblPr>
       <w:tblGrid>
         <w:gridCol w:w="10106"/>
@@ -319,7 +314,7 @@
           <w:left w:w="10" w:type="dxa"/>
           <w:right w:w="10" w:type="dxa"/>
         </w:tblCellMar>
-        <w:tblLook w:val="0000" w:firstRow="0" w:lastRow="0" w:firstColumn="0" w:lastColumn="0" w:noHBand="0" w:noVBand="0"/>
+        <w:tblLook w:val="04A0" w:firstRow="1" w:lastRow="0" w:firstColumn="1" w:lastColumn="0" w:noHBand="0" w:noVBand="1"/>
       </w:tblPr>
       <w:tblGrid>
         <w:gridCol w:w="1700"/>
@@ -773,7 +768,7 @@
           <w:left w:w="10" w:type="dxa"/>
           <w:right w:w="10" w:type="dxa"/>
         </w:tblCellMar>
-        <w:tblLook w:val="0000" w:firstRow="0" w:lastRow="0" w:firstColumn="0" w:lastColumn="0" w:noHBand="0" w:noVBand="0"/>
+        <w:tblLook w:val="04A0" w:firstRow="1" w:lastRow="0" w:firstColumn="1" w:lastColumn="0" w:noHBand="0" w:noVBand="1"/>
       </w:tblPr>
       <w:tblGrid>
         <w:gridCol w:w="2600"/>
@@ -1036,7 +1031,7 @@
           <w:left w:w="10" w:type="dxa"/>
           <w:right w:w="10" w:type="dxa"/>
         </w:tblCellMar>
-        <w:tblLook w:val="0000" w:firstRow="0" w:lastRow="0" w:firstColumn="0" w:lastColumn="0" w:noHBand="0" w:noVBand="0"/>
+        <w:tblLook w:val="04A0" w:firstRow="1" w:lastRow="0" w:firstColumn="1" w:lastColumn="0" w:noHBand="0" w:noVBand="1"/>
       </w:tblPr>
       <w:tblGrid>
         <w:gridCol w:w="400"/>
@@ -1455,7 +1450,7 @@
           <w:left w:w="10" w:type="dxa"/>
           <w:right w:w="10" w:type="dxa"/>
         </w:tblCellMar>
-        <w:tblLook w:val="0000" w:firstRow="0" w:lastRow="0" w:firstColumn="0" w:lastColumn="0" w:noHBand="0" w:noVBand="0"/>
+        <w:tblLook w:val="04A0" w:firstRow="1" w:lastRow="0" w:firstColumn="1" w:lastColumn="0" w:noHBand="0" w:noVBand="1"/>
       </w:tblPr>
       <w:tblGrid>
         <w:gridCol w:w="400"/>
@@ -1754,7 +1749,7 @@
           <w:left w:w="10" w:type="dxa"/>
           <w:right w:w="10" w:type="dxa"/>
         </w:tblCellMar>
-        <w:tblLook w:val="0000" w:firstRow="0" w:lastRow="0" w:firstColumn="0" w:lastColumn="0" w:noHBand="0" w:noVBand="0"/>
+        <w:tblLook w:val="04A0" w:firstRow="1" w:lastRow="0" w:firstColumn="1" w:lastColumn="0" w:noHBand="0" w:noVBand="1"/>
       </w:tblPr>
       <w:tblGrid>
         <w:gridCol w:w="10106"/>
@@ -1883,7 +1878,7 @@
           <w:left w:w="10" w:type="dxa"/>
           <w:right w:w="10" w:type="dxa"/>
         </w:tblCellMar>
-        <w:tblLook w:val="0000" w:firstRow="0" w:lastRow="0" w:firstColumn="0" w:lastColumn="0" w:noHBand="0" w:noVBand="0"/>
+        <w:tblLook w:val="04A0" w:firstRow="1" w:lastRow="0" w:firstColumn="1" w:lastColumn="0" w:noHBand="0" w:noVBand="1"/>
       </w:tblPr>
       <w:tblGrid>
         <w:gridCol w:w="400"/>
@@ -2256,7 +2251,7 @@
                 <w:sz w:val="16"/>
                 <w:szCs w:val="16"/>
               </w:rPr>
-              <w:t xml:space="preserve"> = Urlaub, K = Krank, S = Sonstige</w:t>
+              <w:t>/K/S direkt im Tagesfeld eingeben → wird automatisch unten als Fehlzeit mit 8h gezählt</w:t>
             </w:r>
           </w:p>
         </w:tc>
@@ -2354,7 +2349,7 @@
           <w:left w:w="10" w:type="dxa"/>
           <w:right w:w="10" w:type="dxa"/>
         </w:tblCellMar>
-        <w:tblLook w:val="0000" w:firstRow="0" w:lastRow="0" w:firstColumn="0" w:lastColumn="0" w:noHBand="0" w:noVBand="0"/>
+        <w:tblLook w:val="04A0" w:firstRow="1" w:lastRow="0" w:firstColumn="1" w:lastColumn="0" w:noHBand="0" w:noVBand="1"/>
       </w:tblPr>
       <w:tblGrid>
         <w:gridCol w:w="10106"/>
@@ -2383,6 +2378,29 @@
               <w:right w:w="110" w:type="dxa"/>
             </w:tcMar>
           </w:tcPr>
+          <w:p>
+            <w:pPr>
+              <w:spacing w:after="25"/>
+            </w:pPr>
+            <w:r>
+              <w:rPr>
+                <w:b/>
+                <w:bCs/>
+                <w:color w:val="2563EB"/>
+                <w:sz w:val="16"/>
+                <w:szCs w:val="16"/>
+              </w:rPr>
+              <w:t xml:space="preserve">Fehlzeiten: </w:t>
+            </w:r>
+            <w:r>
+              <w:rPr>
+                <w:color w:val="374151"/>
+                <w:sz w:val="16"/>
+                <w:szCs w:val="16"/>
+              </w:rPr>
+              <w:t>Geben Sie U (Urlaub), K (Krank) oder S (Sonstige) direkt in ein Tagesfeld einer AP-Zeile ein. Das System erkennt den Buchstaben automatisch und überträgt die Fehlzeit in die entsprechende Zeile unten mit 8 Stunden.</w:t>
+            </w:r>
+          </w:p>
           <w:p>
             <w:pPr>
               <w:spacing w:after="25"/>
@@ -2449,7 +2467,7 @@
           <w:left w:w="10" w:type="dxa"/>
           <w:right w:w="10" w:type="dxa"/>
         </w:tblCellMar>
-        <w:tblLook w:val="0000" w:firstRow="0" w:lastRow="0" w:firstColumn="0" w:lastColumn="0" w:noHBand="0" w:noVBand="0"/>
+        <w:tblLook w:val="04A0" w:firstRow="1" w:lastRow="0" w:firstColumn="1" w:lastColumn="0" w:noHBand="0" w:noVBand="1"/>
       </w:tblPr>
       <w:tblGrid>
         <w:gridCol w:w="10106"/>
@@ -2501,6 +2519,27 @@
         </w:tc>
       </w:tr>
     </w:tbl>
+    <w:p>
+      <w:pPr>
+        <w:rPr>
+          <w:b/>
+          <w:bCs/>
+          <w:color w:val="D97706"/>
+          <w:sz w:val="22"/>
+          <w:szCs w:val="22"/>
+        </w:rPr>
+      </w:pPr>
+      <w:r>
+        <w:rPr>
+          <w:b/>
+          <w:bCs/>
+          <w:color w:val="D97706"/>
+          <w:sz w:val="22"/>
+          <w:szCs w:val="22"/>
+        </w:rPr>
+        <w:br w:type="page"/>
+      </w:r>
+    </w:p>
     <w:p>
       <w:pPr>
         <w:spacing w:before="140" w:after="50"/>
@@ -2544,7 +2583,7 @@
           <w:left w:w="10" w:type="dxa"/>
           <w:right w:w="10" w:type="dxa"/>
         </w:tblCellMar>
-        <w:tblLook w:val="0000" w:firstRow="0" w:lastRow="0" w:firstColumn="0" w:lastColumn="0" w:noHBand="0" w:noVBand="0"/>
+        <w:tblLook w:val="04A0" w:firstRow="1" w:lastRow="0" w:firstColumn="1" w:lastColumn="0" w:noHBand="0" w:noVBand="1"/>
       </w:tblPr>
       <w:tblGrid>
         <w:gridCol w:w="400"/>
@@ -2905,7 +2944,7 @@
           <w:left w:w="10" w:type="dxa"/>
           <w:right w:w="10" w:type="dxa"/>
         </w:tblCellMar>
-        <w:tblLook w:val="0000" w:firstRow="0" w:lastRow="0" w:firstColumn="0" w:lastColumn="0" w:noHBand="0" w:noVBand="0"/>
+        <w:tblLook w:val="04A0" w:firstRow="1" w:lastRow="0" w:firstColumn="1" w:lastColumn="0" w:noHBand="0" w:noVBand="1"/>
       </w:tblPr>
       <w:tblGrid>
         <w:gridCol w:w="400"/>
@@ -3382,7 +3421,7 @@
           <w:left w:w="10" w:type="dxa"/>
           <w:right w:w="10" w:type="dxa"/>
         </w:tblCellMar>
-        <w:tblLook w:val="0000" w:firstRow="0" w:lastRow="0" w:firstColumn="0" w:lastColumn="0" w:noHBand="0" w:noVBand="0"/>
+        <w:tblLook w:val="04A0" w:firstRow="1" w:lastRow="0" w:firstColumn="1" w:lastColumn="0" w:noHBand="0" w:noVBand="1"/>
       </w:tblPr>
       <w:tblGrid>
         <w:gridCol w:w="400"/>
@@ -3863,12 +3902,12 @@
     </w:tbl>
     <w:p>
       <w:pPr>
-        <w:spacing w:before="50"/>
+        <w:spacing w:before="30"/>
       </w:pPr>
     </w:p>
     <w:p>
       <w:pPr>
-        <w:spacing w:before="50"/>
+        <w:spacing w:before="30"/>
       </w:pPr>
     </w:p>
     <w:tbl>
@@ -3886,7 +3925,7 @@
           <w:left w:w="10" w:type="dxa"/>
           <w:right w:w="10" w:type="dxa"/>
         </w:tblCellMar>
-        <w:tblLook w:val="0000" w:firstRow="0" w:lastRow="0" w:firstColumn="0" w:lastColumn="0" w:noHBand="0" w:noVBand="0"/>
+        <w:tblLook w:val="04A0" w:firstRow="1" w:lastRow="0" w:firstColumn="1" w:lastColumn="0" w:noHBand="0" w:noVBand="1"/>
       </w:tblPr>
       <w:tblGrid>
         <w:gridCol w:w="10106"/>
@@ -4050,7 +4089,7 @@
       <w:headerReference w:type="default" r:id="rId7"/>
       <w:footerReference w:type="default" r:id="rId8"/>
       <w:pgSz w:w="11906" w:h="16838"/>
-      <w:pgMar w:top="1427" w:right="900" w:bottom="750" w:left="900" w:header="708" w:footer="708" w:gutter="0"/>
+      <w:pgMar w:top="1100" w:right="900" w:bottom="750" w:left="900" w:header="708" w:footer="708" w:gutter="0"/>
       <w:cols w:space="720"/>
       <w:docGrid w:linePitch="360"/>
     </w:sectPr>
@@ -4207,7 +4246,7 @@
         <w:noProof/>
       </w:rPr>
       <w:drawing>
-        <wp:inline distT="0" distB="0" distL="0" distR="0" wp14:anchorId="1CF05EF7" wp14:editId="4C77F45C">
+        <wp:inline distT="0" distB="0" distL="0" distR="0" wp14:anchorId="1D32C63E" wp14:editId="3FEBE82E">
           <wp:extent cx="1095375" cy="285750"/>
           <wp:effectExtent l="0" t="0" r="0" b="0"/>
           <wp:docPr id="1" name="Grafik 1"/>
@@ -4252,10 +4291,10 @@
 <file path=word/numbering.xml><?xml version="1.0" encoding="utf-8"?>
 <w:numbering xmlns:wpc="http://schemas.microsoft.com/office/word/2010/wordprocessingCanvas" xmlns:cx="http://schemas.microsoft.com/office/drawing/2014/chartex" xmlns:cx1="http://schemas.microsoft.com/office/drawing/2015/9/8/chartex" xmlns:cx2="http://schemas.microsoft.com/office/drawing/2015/10/21/chartex" xmlns:cx3="http://schemas.microsoft.com/office/drawing/2016/5/9/chartex" xmlns:cx4="http://schemas.microsoft.com/office/drawing/2016/5/10/chartex" xmlns:cx5="http://schemas.microsoft.com/office/drawing/2016/5/11/chartex" xmlns:cx6="http://schemas.microsoft.com/office/drawing/2016/5/12/chartex" xmlns:cx7="http://schemas.microsoft.com/office/drawing/2016/5/13/chartex" xmlns:cx8="http://schemas.microsoft.com/office/drawing/2016/5/14/chartex" xmlns:mc="http://schemas.openxmlformats.org/markup-compatibility/2006" xmlns:aink="http://schemas.microsoft.com/office/drawing/2016/ink" xmlns:am3d="http://schemas.microsoft.com/office/drawing/2017/model3d" xmlns:o="urn:schemas-microsoft-com:office:office" xmlns:oel="http://schemas.microsoft.com/office/2019/extlst" xmlns:r="http://schemas.openxmlformats.org/officeDocument/2006/relationships" xmlns:m="http://schemas.openxmlformats.org/officeDocument/2006/math" xmlns:v="urn:schemas-microsoft-com:vml" xmlns:wp14="http://schemas.microsoft.com/office/word/2010/wordprocessingDrawing" xmlns:wp="http://schemas.openxmlformats.org/drawingml/2006/wordprocessingDrawing" xmlns:w10="urn:schemas-microsoft-com:office:word" xmlns:w="http://schemas.openxmlformats.org/wordprocessingml/2006/main" xmlns:w14="http://schemas.microsoft.com/office/word/2010/wordml" xmlns:w15="http://schemas.microsoft.com/office/word/2012/wordml" xmlns:w16cex="http://schemas.microsoft.com/office/word/2018/wordml/cex" xmlns:w16cid="http://schemas.microsoft.com/office/word/2016/wordml/cid" xmlns:w16="http://schemas.microsoft.com/office/word/2018/wordml" xmlns:w16du="http://schemas.microsoft.com/office/word/2023/wordml/word16du" xmlns:w16sdtdh="http://schemas.microsoft.com/office/word/2020/wordml/sdtdatahash" xmlns:w16sdtfl="http://schemas.microsoft.com/office/word/2024/wordml/sdtformatlock" xmlns:w16se="http://schemas.microsoft.com/office/word/2015/wordml/symex" xmlns:wpg="http://schemas.microsoft.com/office/word/2010/wordprocessingGroup" xmlns:wpi="http://schemas.microsoft.com/office/word/2010/wordprocessingInk" xmlns:wne="http://schemas.microsoft.com/office/word/2006/wordml" xmlns:wps="http://schemas.microsoft.com/office/word/2010/wordprocessingShape" mc:Ignorable="w14 w15 w16se w16cid w16 w16cex w16sdtdh w16sdtfl w16du wp14">
   <w:abstractNum w:abstractNumId="0" w15:restartNumberingAfterBreak="0">
-    <w:nsid w:val="05A715EE"/>
+    <w:nsid w:val="7E612AAF"/>
     <w:multiLevelType w:val="hybridMultilevel"/>
-    <w:tmpl w:val="DBCA9354"/>
-    <w:lvl w:ilvl="0" w:tplc="8C16CE60">
+    <w:tmpl w:val="8B28FDE0"/>
+    <w:lvl w:ilvl="0" w:tplc="21F054A2">
       <w:start w:val="1"/>
       <w:numFmt w:val="bullet"/>
       <w:lvlText w:val="●"/>
@@ -4264,7 +4303,7 @@
         <w:ind w:left="720" w:hanging="360"/>
       </w:pPr>
     </w:lvl>
-    <w:lvl w:ilvl="1" w:tplc="DB9A3BFA">
+    <w:lvl w:ilvl="1" w:tplc="3CD6437E">
       <w:start w:val="1"/>
       <w:numFmt w:val="bullet"/>
       <w:lvlText w:val="○"/>
@@ -4273,7 +4312,7 @@
         <w:ind w:left="1440" w:hanging="360"/>
       </w:pPr>
     </w:lvl>
-    <w:lvl w:ilvl="2" w:tplc="3A7E51E0">
+    <w:lvl w:ilvl="2" w:tplc="A1A4C35E">
       <w:start w:val="1"/>
       <w:numFmt w:val="bullet"/>
       <w:lvlText w:val="■"/>
@@ -4282,7 +4321,7 @@
         <w:ind w:left="2160" w:hanging="360"/>
       </w:pPr>
     </w:lvl>
-    <w:lvl w:ilvl="3" w:tplc="7902A5DE">
+    <w:lvl w:ilvl="3" w:tplc="69789B94">
       <w:start w:val="1"/>
       <w:numFmt w:val="bullet"/>
       <w:lvlText w:val="●"/>
@@ -4291,7 +4330,7 @@
         <w:ind w:left="2880" w:hanging="360"/>
       </w:pPr>
     </w:lvl>
-    <w:lvl w:ilvl="4" w:tplc="B080ACE2">
+    <w:lvl w:ilvl="4" w:tplc="0E567890">
       <w:start w:val="1"/>
       <w:numFmt w:val="bullet"/>
       <w:lvlText w:val="○"/>
@@ -4300,7 +4339,7 @@
         <w:ind w:left="3600" w:hanging="360"/>
       </w:pPr>
     </w:lvl>
-    <w:lvl w:ilvl="5" w:tplc="F926D9F0">
+    <w:lvl w:ilvl="5" w:tplc="B9AEC12C">
       <w:start w:val="1"/>
       <w:numFmt w:val="bullet"/>
       <w:lvlText w:val="■"/>
@@ -4309,7 +4348,7 @@
         <w:ind w:left="4320" w:hanging="360"/>
       </w:pPr>
     </w:lvl>
-    <w:lvl w:ilvl="6" w:tplc="88EE78E4">
+    <w:lvl w:ilvl="6" w:tplc="671040E8">
       <w:start w:val="1"/>
       <w:numFmt w:val="bullet"/>
       <w:lvlText w:val="●"/>
@@ -4318,7 +4357,7 @@
         <w:ind w:left="5040" w:hanging="360"/>
       </w:pPr>
     </w:lvl>
-    <w:lvl w:ilvl="7" w:tplc="305EFE1E">
+    <w:lvl w:ilvl="7" w:tplc="8FCE71A6">
       <w:start w:val="1"/>
       <w:numFmt w:val="bullet"/>
       <w:lvlText w:val="●"/>
@@ -4327,7 +4366,7 @@
         <w:ind w:left="5760" w:hanging="360"/>
       </w:pPr>
     </w:lvl>
-    <w:lvl w:ilvl="8" w:tplc="753AC7D0">
+    <w:lvl w:ilvl="8" w:tplc="4FACE352">
       <w:start w:val="1"/>
       <w:numFmt w:val="bullet"/>
       <w:lvlText w:val="●"/>
@@ -4337,7 +4376,7 @@
       </w:pPr>
     </w:lvl>
   </w:abstractNum>
-  <w:num w:numId="1" w16cid:durableId="873617474">
+  <w:num w:numId="1" w16cid:durableId="1307277957">
     <w:abstractNumId w:val="0"/>
     <w:lvlOverride w:ilvl="0">
       <w:startOverride w:val="1"/>
@@ -4913,48 +4952,6 @@
       <w:szCs w:val="20"/>
     </w:rPr>
   </w:style>
-  <w:style w:type="paragraph" w:styleId="Kopfzeile">
-    <w:name w:val="header"/>
-    <w:basedOn w:val="Standard"/>
-    <w:link w:val="KopfzeileZchn"/>
-    <w:uiPriority w:val="99"/>
-    <w:unhideWhenUsed/>
-    <w:rsid w:val="00D773CF"/>
-    <w:pPr>
-      <w:tabs>
-        <w:tab w:val="center" w:pos="4536"/>
-        <w:tab w:val="right" w:pos="9072"/>
-      </w:tabs>
-    </w:pPr>
-  </w:style>
-  <w:style w:type="character" w:customStyle="1" w:styleId="KopfzeileZchn">
-    <w:name w:val="Kopfzeile Zchn"/>
-    <w:basedOn w:val="Absatz-Standardschriftart"/>
-    <w:link w:val="Kopfzeile"/>
-    <w:uiPriority w:val="99"/>
-    <w:rsid w:val="00D773CF"/>
-  </w:style>
-  <w:style w:type="paragraph" w:styleId="Fuzeile">
-    <w:name w:val="footer"/>
-    <w:basedOn w:val="Standard"/>
-    <w:link w:val="FuzeileZchn"/>
-    <w:uiPriority w:val="99"/>
-    <w:unhideWhenUsed/>
-    <w:rsid w:val="00D773CF"/>
-    <w:pPr>
-      <w:tabs>
-        <w:tab w:val="center" w:pos="4536"/>
-        <w:tab w:val="right" w:pos="9072"/>
-      </w:tabs>
-    </w:pPr>
-  </w:style>
-  <w:style w:type="character" w:customStyle="1" w:styleId="FuzeileZchn">
-    <w:name w:val="Fußzeile Zchn"/>
-    <w:basedOn w:val="Absatz-Standardschriftart"/>
-    <w:link w:val="Fuzeile"/>
-    <w:uiPriority w:val="99"/>
-    <w:rsid w:val="00D773CF"/>
-  </w:style>
 </w:styles>
 </file>
 

--- a/downloads/PZE_Schnellstart_Firmen-Administrator_v2.docx
+++ b/downloads/PZE_Schnellstart_Firmen-Administrator_v2.docx
@@ -24,12 +24,6 @@
         <w:gridCol w:w="3000"/>
       </w:tblGrid>
       <w:tr>
-        <w:tblPrEx>
-          <w:tblCellMar>
-            <w:top w:w="0" w:type="dxa"/>
-            <w:bottom w:w="0" w:type="dxa"/>
-          </w:tblCellMar>
-        </w:tblPrEx>
         <w:tc>
           <w:tcPr>
             <w:tcW w:w="7106" w:type="dxa"/>
@@ -151,12 +145,6 @@
         <w:gridCol w:w="10106"/>
       </w:tblGrid>
       <w:tr>
-        <w:tblPrEx>
-          <w:tblCellMar>
-            <w:top w:w="0" w:type="dxa"/>
-            <w:bottom w:w="0" w:type="dxa"/>
-          </w:tblCellMar>
-        </w:tblPrEx>
         <w:tc>
           <w:tcPr>
             <w:tcW w:w="0" w:type="auto"/>
@@ -213,12 +201,6 @@
         <w:gridCol w:w="10106"/>
       </w:tblGrid>
       <w:tr>
-        <w:tblPrEx>
-          <w:tblCellMar>
-            <w:top w:w="0" w:type="dxa"/>
-            <w:bottom w:w="0" w:type="dxa"/>
-          </w:tblCellMar>
-        </w:tblPrEx>
         <w:tc>
           <w:tcPr>
             <w:tcW w:w="0" w:type="auto"/>
@@ -325,12 +307,6 @@
         <w:gridCol w:w="1700"/>
       </w:tblGrid>
       <w:tr>
-        <w:tblPrEx>
-          <w:tblCellMar>
-            <w:top w:w="0" w:type="dxa"/>
-            <w:bottom w:w="0" w:type="dxa"/>
-          </w:tblCellMar>
-        </w:tblPrEx>
         <w:tc>
           <w:tcPr>
             <w:tcW w:w="1700" w:type="dxa"/>
@@ -537,12 +513,6 @@
         </w:tc>
       </w:tr>
       <w:tr>
-        <w:tblPrEx>
-          <w:tblCellMar>
-            <w:top w:w="0" w:type="dxa"/>
-            <w:bottom w:w="0" w:type="dxa"/>
-          </w:tblCellMar>
-        </w:tblPrEx>
         <w:tc>
           <w:tcPr>
             <w:tcW w:w="1700" w:type="dxa"/>
@@ -775,12 +745,6 @@
         <w:gridCol w:w="7506"/>
       </w:tblGrid>
       <w:tr>
-        <w:tblPrEx>
-          <w:tblCellMar>
-            <w:top w:w="0" w:type="dxa"/>
-            <w:bottom w:w="0" w:type="dxa"/>
-          </w:tblCellMar>
-        </w:tblPrEx>
         <w:tc>
           <w:tcPr>
             <w:tcW w:w="2600" w:type="dxa"/>
@@ -842,12 +806,6 @@
         </w:tc>
       </w:tr>
       <w:tr>
-        <w:tblPrEx>
-          <w:tblCellMar>
-            <w:top w:w="0" w:type="dxa"/>
-            <w:bottom w:w="0" w:type="dxa"/>
-          </w:tblCellMar>
-        </w:tblPrEx>
         <w:tc>
           <w:tcPr>
             <w:tcW w:w="2600" w:type="dxa"/>
@@ -909,12 +867,6 @@
         </w:tc>
       </w:tr>
       <w:tr>
-        <w:tblPrEx>
-          <w:tblCellMar>
-            <w:top w:w="0" w:type="dxa"/>
-            <w:bottom w:w="0" w:type="dxa"/>
-          </w:tblCellMar>
-        </w:tblPrEx>
         <w:tc>
           <w:tcPr>
             <w:tcW w:w="2600" w:type="dxa"/>
@@ -1039,12 +991,6 @@
         <w:gridCol w:w="8306"/>
       </w:tblGrid>
       <w:tr>
-        <w:tblPrEx>
-          <w:tblCellMar>
-            <w:top w:w="0" w:type="dxa"/>
-            <w:bottom w:w="0" w:type="dxa"/>
-          </w:tblCellMar>
-        </w:tblPrEx>
         <w:tc>
           <w:tcPr>
             <w:tcW w:w="400" w:type="dxa"/>
@@ -1125,12 +1071,6 @@
         </w:tc>
       </w:tr>
       <w:tr>
-        <w:tblPrEx>
-          <w:tblCellMar>
-            <w:top w:w="0" w:type="dxa"/>
-            <w:bottom w:w="0" w:type="dxa"/>
-          </w:tblCellMar>
-        </w:tblPrEx>
         <w:tc>
           <w:tcPr>
             <w:tcW w:w="400" w:type="dxa"/>
@@ -1211,12 +1151,6 @@
         </w:tc>
       </w:tr>
       <w:tr>
-        <w:tblPrEx>
-          <w:tblCellMar>
-            <w:top w:w="0" w:type="dxa"/>
-            <w:bottom w:w="0" w:type="dxa"/>
-          </w:tblCellMar>
-        </w:tblPrEx>
         <w:tc>
           <w:tcPr>
             <w:tcW w:w="400" w:type="dxa"/>
@@ -1297,12 +1231,6 @@
         </w:tc>
       </w:tr>
       <w:tr>
-        <w:tblPrEx>
-          <w:tblCellMar>
-            <w:top w:w="0" w:type="dxa"/>
-            <w:bottom w:w="0" w:type="dxa"/>
-          </w:tblCellMar>
-        </w:tblPrEx>
         <w:tc>
           <w:tcPr>
             <w:tcW w:w="400" w:type="dxa"/>
@@ -1457,12 +1385,6 @@
         <w:gridCol w:w="9706"/>
       </w:tblGrid>
       <w:tr>
-        <w:tblPrEx>
-          <w:tblCellMar>
-            <w:top w:w="0" w:type="dxa"/>
-            <w:bottom w:w="0" w:type="dxa"/>
-          </w:tblCellMar>
-        </w:tblPrEx>
         <w:tc>
           <w:tcPr>
             <w:tcW w:w="400" w:type="dxa"/>
@@ -1529,12 +1451,6 @@
         </w:tc>
       </w:tr>
       <w:tr>
-        <w:tblPrEx>
-          <w:tblCellMar>
-            <w:top w:w="0" w:type="dxa"/>
-            <w:bottom w:w="0" w:type="dxa"/>
-          </w:tblCellMar>
-        </w:tblPrEx>
         <w:tc>
           <w:tcPr>
             <w:tcW w:w="400" w:type="dxa"/>
@@ -1629,12 +1545,6 @@
         </w:tc>
       </w:tr>
       <w:tr>
-        <w:tblPrEx>
-          <w:tblCellMar>
-            <w:top w:w="0" w:type="dxa"/>
-            <w:bottom w:w="0" w:type="dxa"/>
-          </w:tblCellMar>
-        </w:tblPrEx>
         <w:tc>
           <w:tcPr>
             <w:tcW w:w="400" w:type="dxa"/>
@@ -1755,12 +1665,6 @@
         <w:gridCol w:w="10106"/>
       </w:tblGrid>
       <w:tr>
-        <w:tblPrEx>
-          <w:tblCellMar>
-            <w:top w:w="0" w:type="dxa"/>
-            <w:bottom w:w="0" w:type="dxa"/>
-          </w:tblCellMar>
-        </w:tblPrEx>
         <w:tc>
           <w:tcPr>
             <w:tcW w:w="0" w:type="auto"/>
@@ -1885,12 +1789,6 @@
         <w:gridCol w:w="9706"/>
       </w:tblGrid>
       <w:tr>
-        <w:tblPrEx>
-          <w:tblCellMar>
-            <w:top w:w="0" w:type="dxa"/>
-            <w:bottom w:w="0" w:type="dxa"/>
-          </w:tblCellMar>
-        </w:tblPrEx>
         <w:tc>
           <w:tcPr>
             <w:tcW w:w="400" w:type="dxa"/>
@@ -1985,12 +1883,6 @@
         </w:tc>
       </w:tr>
       <w:tr>
-        <w:tblPrEx>
-          <w:tblCellMar>
-            <w:top w:w="0" w:type="dxa"/>
-            <w:bottom w:w="0" w:type="dxa"/>
-          </w:tblCellMar>
-        </w:tblPrEx>
         <w:tc>
           <w:tcPr>
             <w:tcW w:w="400" w:type="dxa"/>
@@ -2057,12 +1949,6 @@
         </w:tc>
       </w:tr>
       <w:tr>
-        <w:tblPrEx>
-          <w:tblCellMar>
-            <w:top w:w="0" w:type="dxa"/>
-            <w:bottom w:w="0" w:type="dxa"/>
-          </w:tblCellMar>
-        </w:tblPrEx>
         <w:tc>
           <w:tcPr>
             <w:tcW w:w="400" w:type="dxa"/>
@@ -2157,12 +2043,6 @@
         </w:tc>
       </w:tr>
       <w:tr>
-        <w:tblPrEx>
-          <w:tblCellMar>
-            <w:top w:w="0" w:type="dxa"/>
-            <w:bottom w:w="0" w:type="dxa"/>
-          </w:tblCellMar>
-        </w:tblPrEx>
         <w:tc>
           <w:tcPr>
             <w:tcW w:w="400" w:type="dxa"/>
@@ -2257,12 +2137,6 @@
         </w:tc>
       </w:tr>
       <w:tr>
-        <w:tblPrEx>
-          <w:tblCellMar>
-            <w:top w:w="0" w:type="dxa"/>
-            <w:bottom w:w="0" w:type="dxa"/>
-          </w:tblCellMar>
-        </w:tblPrEx>
         <w:tc>
           <w:tcPr>
             <w:tcW w:w="400" w:type="dxa"/>
@@ -2355,12 +2229,6 @@
         <w:gridCol w:w="10106"/>
       </w:tblGrid>
       <w:tr>
-        <w:tblPrEx>
-          <w:tblCellMar>
-            <w:top w:w="0" w:type="dxa"/>
-            <w:bottom w:w="0" w:type="dxa"/>
-          </w:tblCellMar>
-        </w:tblPrEx>
         <w:tc>
           <w:tcPr>
             <w:tcW w:w="0" w:type="auto"/>
@@ -2473,12 +2341,6 @@
         <w:gridCol w:w="10106"/>
       </w:tblGrid>
       <w:tr>
-        <w:tblPrEx>
-          <w:tblCellMar>
-            <w:top w:w="0" w:type="dxa"/>
-            <w:bottom w:w="0" w:type="dxa"/>
-          </w:tblCellMar>
-        </w:tblPrEx>
         <w:tc>
           <w:tcPr>
             <w:tcW w:w="0" w:type="auto"/>
@@ -2590,12 +2452,6 @@
         <w:gridCol w:w="9706"/>
       </w:tblGrid>
       <w:tr>
-        <w:tblPrEx>
-          <w:tblCellMar>
-            <w:top w:w="0" w:type="dxa"/>
-            <w:bottom w:w="0" w:type="dxa"/>
-          </w:tblCellMar>
-        </w:tblPrEx>
         <w:tc>
           <w:tcPr>
             <w:tcW w:w="400" w:type="dxa"/>
@@ -2690,12 +2546,6 @@
         </w:tc>
       </w:tr>
       <w:tr>
-        <w:tblPrEx>
-          <w:tblCellMar>
-            <w:top w:w="0" w:type="dxa"/>
-            <w:bottom w:w="0" w:type="dxa"/>
-          </w:tblCellMar>
-        </w:tblPrEx>
         <w:tc>
           <w:tcPr>
             <w:tcW w:w="400" w:type="dxa"/>
@@ -2790,12 +2640,6 @@
         </w:tc>
       </w:tr>
       <w:tr>
-        <w:tblPrEx>
-          <w:tblCellMar>
-            <w:top w:w="0" w:type="dxa"/>
-            <w:bottom w:w="0" w:type="dxa"/>
-          </w:tblCellMar>
-        </w:tblPrEx>
         <w:tc>
           <w:tcPr>
             <w:tcW w:w="400" w:type="dxa"/>
@@ -2951,12 +2795,6 @@
         <w:gridCol w:w="9706"/>
       </w:tblGrid>
       <w:tr>
-        <w:tblPrEx>
-          <w:tblCellMar>
-            <w:top w:w="0" w:type="dxa"/>
-            <w:bottom w:w="0" w:type="dxa"/>
-          </w:tblCellMar>
-        </w:tblPrEx>
         <w:tc>
           <w:tcPr>
             <w:tcW w:w="400" w:type="dxa"/>
@@ -3023,12 +2861,6 @@
         </w:tc>
       </w:tr>
       <w:tr>
-        <w:tblPrEx>
-          <w:tblCellMar>
-            <w:top w:w="0" w:type="dxa"/>
-            <w:bottom w:w="0" w:type="dxa"/>
-          </w:tblCellMar>
-        </w:tblPrEx>
         <w:tc>
           <w:tcPr>
             <w:tcW w:w="400" w:type="dxa"/>
@@ -3095,12 +2927,6 @@
         </w:tc>
       </w:tr>
       <w:tr>
-        <w:tblPrEx>
-          <w:tblCellMar>
-            <w:top w:w="0" w:type="dxa"/>
-            <w:bottom w:w="0" w:type="dxa"/>
-          </w:tblCellMar>
-        </w:tblPrEx>
         <w:tc>
           <w:tcPr>
             <w:tcW w:w="400" w:type="dxa"/>
@@ -3195,12 +3021,6 @@
         </w:tc>
       </w:tr>
       <w:tr>
-        <w:tblPrEx>
-          <w:tblCellMar>
-            <w:top w:w="0" w:type="dxa"/>
-            <w:bottom w:w="0" w:type="dxa"/>
-          </w:tblCellMar>
-        </w:tblPrEx>
         <w:tc>
           <w:tcPr>
             <w:tcW w:w="400" w:type="dxa"/>
@@ -3267,12 +3087,6 @@
         </w:tc>
       </w:tr>
       <w:tr>
-        <w:tblPrEx>
-          <w:tblCellMar>
-            <w:top w:w="0" w:type="dxa"/>
-            <w:bottom w:w="0" w:type="dxa"/>
-          </w:tblCellMar>
-        </w:tblPrEx>
         <w:tc>
           <w:tcPr>
             <w:tcW w:w="400" w:type="dxa"/>
@@ -3428,12 +3242,6 @@
         <w:gridCol w:w="9706"/>
       </w:tblGrid>
       <w:tr>
-        <w:tblPrEx>
-          <w:tblCellMar>
-            <w:top w:w="0" w:type="dxa"/>
-            <w:bottom w:w="0" w:type="dxa"/>
-          </w:tblCellMar>
-        </w:tblPrEx>
         <w:tc>
           <w:tcPr>
             <w:tcW w:w="400" w:type="dxa"/>
@@ -3528,12 +3336,6 @@
         </w:tc>
       </w:tr>
       <w:tr>
-        <w:tblPrEx>
-          <w:tblCellMar>
-            <w:top w:w="0" w:type="dxa"/>
-            <w:bottom w:w="0" w:type="dxa"/>
-          </w:tblCellMar>
-        </w:tblPrEx>
         <w:tc>
           <w:tcPr>
             <w:tcW w:w="400" w:type="dxa"/>
@@ -3600,12 +3402,6 @@
         </w:tc>
       </w:tr>
       <w:tr>
-        <w:tblPrEx>
-          <w:tblCellMar>
-            <w:top w:w="0" w:type="dxa"/>
-            <w:bottom w:w="0" w:type="dxa"/>
-          </w:tblCellMar>
-        </w:tblPrEx>
         <w:tc>
           <w:tcPr>
             <w:tcW w:w="400" w:type="dxa"/>
@@ -3700,12 +3496,6 @@
         </w:tc>
       </w:tr>
       <w:tr>
-        <w:tblPrEx>
-          <w:tblCellMar>
-            <w:top w:w="0" w:type="dxa"/>
-            <w:bottom w:w="0" w:type="dxa"/>
-          </w:tblCellMar>
-        </w:tblPrEx>
         <w:tc>
           <w:tcPr>
             <w:tcW w:w="400" w:type="dxa"/>
@@ -3794,18 +3584,28 @@
                 <w:sz w:val="16"/>
                 <w:szCs w:val="16"/>
               </w:rPr>
-              <w:t>gemäß Arbeitsplan)</w:t>
+              <w:t xml:space="preserve">gemäß </w:t>
+            </w:r>
+            <w:r>
+              <w:rPr>
+                <w:color w:val="6B7280"/>
+                <w:sz w:val="16"/>
+                <w:szCs w:val="16"/>
+              </w:rPr>
+              <w:t>Anlage 6.1 des Förderantrags</w:t>
+            </w:r>
+            <w:r>
+              <w:rPr>
+                <w:color w:val="6B7280"/>
+                <w:sz w:val="16"/>
+                <w:szCs w:val="16"/>
+              </w:rPr>
+              <w:t>)</w:t>
             </w:r>
           </w:p>
         </w:tc>
       </w:tr>
       <w:tr>
-        <w:tblPrEx>
-          <w:tblCellMar>
-            <w:top w:w="0" w:type="dxa"/>
-            <w:bottom w:w="0" w:type="dxa"/>
-          </w:tblCellMar>
-        </w:tblPrEx>
         <w:tc>
           <w:tcPr>
             <w:tcW w:w="400" w:type="dxa"/>
@@ -3931,12 +3731,6 @@
         <w:gridCol w:w="10106"/>
       </w:tblGrid>
       <w:tr>
-        <w:tblPrEx>
-          <w:tblCellMar>
-            <w:top w:w="0" w:type="dxa"/>
-            <w:bottom w:w="0" w:type="dxa"/>
-          </w:tblCellMar>
-        </w:tblPrEx>
         <w:tc>
           <w:tcPr>
             <w:tcW w:w="0" w:type="auto"/>
@@ -3969,12 +3763,6 @@
         </w:tc>
       </w:tr>
       <w:tr>
-        <w:tblPrEx>
-          <w:tblCellMar>
-            <w:top w:w="0" w:type="dxa"/>
-            <w:bottom w:w="0" w:type="dxa"/>
-          </w:tblCellMar>
-        </w:tblPrEx>
         <w:tc>
           <w:tcPr>
             <w:tcW w:w="0" w:type="auto"/>
